--- a/competition/2_2026第31屆大專校院資訊應用服務創新競賽/編輯/附件5：參賽切結書暨蒐集個人資料告知肖像提供同意書.docx
+++ b/competition/2_2026第31屆大專校院資訊應用服務創新競賽/編輯/附件5：參賽切結書暨蒐集個人資料告知肖像提供同意書.docx
@@ -1,6 +1,6 @@
 
 <file path=word/document.xml><?xml version="1.0" encoding="utf-8"?>
-<w:document xmlns:wpc="http://schemas.microsoft.com/office/word/2010/wordprocessingCanvas" xmlns:cx="http://schemas.microsoft.com/office/drawing/2014/chartex" xmlns:cx1="http://schemas.microsoft.com/office/drawing/2015/9/8/chartex" xmlns:cx2="http://schemas.microsoft.com/office/drawing/2015/10/21/chartex" xmlns:cx3="http://schemas.microsoft.com/office/drawing/2016/5/9/chartex" xmlns:cx4="http://schemas.microsoft.com/office/drawing/2016/5/10/chartex" xmlns:cx5="http://schemas.microsoft.com/office/drawing/2016/5/11/chartex" xmlns:cx6="http://schemas.microsoft.com/office/drawing/2016/5/12/chartex" xmlns:cx7="http://schemas.microsoft.com/office/drawing/2016/5/13/chartex" xmlns:cx8="http://schemas.microsoft.com/office/drawing/2016/5/14/chartex" xmlns:mc="http://schemas.openxmlformats.org/markup-compatibility/2006" xmlns:m="http://schemas.openxmlformats.org/officeDocument/2006/math" xmlns:aink="http://schemas.microsoft.com/office/drawing/2016/ink" xmlns:am3d="http://schemas.microsoft.com/office/drawing/2017/model3d" xmlns:oel="http://schemas.microsoft.com/office/2019/extlst" xmlns:r="http://schemas.openxmlformats.org/officeDocument/2006/relationships" xmlns:wp14="http://schemas.microsoft.com/office/word/2010/wordprocessingDrawing" xmlns:wp="http://schemas.openxmlformats.org/drawingml/2006/wordprocessingDrawing" xmlns:wpg="http://schemas.microsoft.com/office/word/2010/wordprocessingGroup" xmlns:wpi="http://schemas.microsoft.com/office/word/2010/wordprocessingInk" xmlns:wps="http://schemas.microsoft.com/office/word/2010/wordprocessingShape" xmlns:o="urn:schemas-microsoft-com:office:office" xmlns:v="urn:schemas-microsoft-com:vml" xmlns:w10="urn:schemas-microsoft-com:office:word" xmlns:w="http://schemas.openxmlformats.org/wordprocessingml/2006/main" xmlns:w14="http://schemas.microsoft.com/office/word/2010/wordml" xmlns:w15="http://schemas.microsoft.com/office/word/2012/wordml" xmlns:w16cex="http://schemas.microsoft.com/office/word/2018/wordml/cex" xmlns:w16cid="http://schemas.microsoft.com/office/word/2016/wordml/cid" xmlns:w16="http://schemas.microsoft.com/office/word/2018/wordml" xmlns:w16sdtdh="http://schemas.microsoft.com/office/word/2020/wordml/sdtdatahash" xmlns:w16sdtfl="http://schemas.microsoft.com/office/word/2024/wordml/sdtformatlock" xmlns:w16se="http://schemas.microsoft.com/office/word/2015/wordml/symex" xmlns:w16du="http://schemas.microsoft.com/office/word/2023/wordml/word16du" xmlns:wne="http://schemas.microsoft.com/office/word/2006/wordml" mc:Ignorable="w14 w15 w16se w16cid w16 w16cex w16sdtdh w16sdtfl w16du wp14">
+<w:document xmlns:wpc="http://schemas.microsoft.com/office/word/2010/wordprocessingCanvas" xmlns:cx="http://schemas.microsoft.com/office/drawing/2014/chartex" xmlns:cx1="http://schemas.microsoft.com/office/drawing/2015/9/8/chartex" xmlns:cx2="http://schemas.microsoft.com/office/drawing/2015/10/21/chartex" xmlns:cx3="http://schemas.microsoft.com/office/drawing/2016/5/9/chartex" xmlns:cx4="http://schemas.microsoft.com/office/drawing/2016/5/10/chartex" xmlns:cx5="http://schemas.microsoft.com/office/drawing/2016/5/11/chartex" xmlns:cx6="http://schemas.microsoft.com/office/drawing/2016/5/12/chartex" xmlns:cx7="http://schemas.microsoft.com/office/drawing/2016/5/13/chartex" xmlns:cx8="http://schemas.microsoft.com/office/drawing/2016/5/14/chartex" xmlns:mc="http://schemas.openxmlformats.org/markup-compatibility/2006" xmlns:aink="http://schemas.microsoft.com/office/drawing/2016/ink" xmlns:am3d="http://schemas.microsoft.com/office/drawing/2017/model3d" xmlns:o="urn:schemas-microsoft-com:office:office" xmlns:oel="http://schemas.microsoft.com/office/2019/extlst" xmlns:r="http://schemas.openxmlformats.org/officeDocument/2006/relationships" xmlns:m="http://schemas.openxmlformats.org/officeDocument/2006/math" xmlns:v="urn:schemas-microsoft-com:vml" xmlns:wp14="http://schemas.microsoft.com/office/word/2010/wordprocessingDrawing" xmlns:wp="http://schemas.openxmlformats.org/drawingml/2006/wordprocessingDrawing" xmlns:w10="urn:schemas-microsoft-com:office:word" xmlns:w="http://schemas.openxmlformats.org/wordprocessingml/2006/main" xmlns:w14="http://schemas.microsoft.com/office/word/2010/wordml" xmlns:w15="http://schemas.microsoft.com/office/word/2012/wordml" xmlns:w16cex="http://schemas.microsoft.com/office/word/2018/wordml/cex" xmlns:w16cid="http://schemas.microsoft.com/office/word/2016/wordml/cid" xmlns:w16="http://schemas.microsoft.com/office/word/2018/wordml" xmlns:w16du="http://schemas.microsoft.com/office/word/2023/wordml/word16du" xmlns:w16sdtdh="http://schemas.microsoft.com/office/word/2020/wordml/sdtdatahash" xmlns:w16sdtfl="http://schemas.microsoft.com/office/word/2024/wordml/sdtformatlock" xmlns:w16se="http://schemas.microsoft.com/office/word/2015/wordml/symex" xmlns:wpg="http://schemas.microsoft.com/office/word/2010/wordprocessingGroup" xmlns:wpi="http://schemas.microsoft.com/office/word/2010/wordprocessingInk" xmlns:wne="http://schemas.microsoft.com/office/word/2006/wordml" xmlns:wps="http://schemas.microsoft.com/office/word/2010/wordprocessingShape" mc:Ignorable="w14 w15 w16se w16cid w16 w16cex w16sdtdh w16sdtfl w16du wp14">
   <w:body>
     <w:p>
       <w:pPr>
@@ -83,7 +83,7 @@
         <w:spacing w:beforeLines="100" w:before="360"/>
         <w:jc w:val="center"/>
         <w:rPr>
-          <w:rFonts w:ascii="標楷體" w:eastAsia="標楷體" w:hAnsi="標楷體"/>
+          <w:rFonts w:ascii="DFKai-SB" w:eastAsia="DFKai-SB" w:hAnsi="DFKai-SB"/>
           <w:b/>
           <w:sz w:val="36"/>
           <w:szCs w:val="36"/>
@@ -91,7 +91,7 @@
       </w:pPr>
       <w:r>
         <w:rPr>
-          <w:rFonts w:ascii="標楷體" w:eastAsia="標楷體" w:hAnsi="標楷體"/>
+          <w:rFonts w:ascii="DFKai-SB" w:eastAsia="DFKai-SB" w:hAnsi="DFKai-SB"/>
           <w:b/>
           <w:sz w:val="36"/>
           <w:szCs w:val="36"/>
@@ -100,7 +100,7 @@
       </w:r>
       <w:r>
         <w:rPr>
-          <w:rFonts w:ascii="標楷體" w:eastAsia="標楷體" w:hAnsi="標楷體"/>
+          <w:rFonts w:ascii="DFKai-SB" w:eastAsia="DFKai-SB" w:hAnsi="DFKai-SB"/>
           <w:b/>
           <w:sz w:val="36"/>
           <w:szCs w:val="36"/>
@@ -109,7 +109,7 @@
       </w:r>
       <w:r>
         <w:rPr>
-          <w:rFonts w:ascii="標楷體" w:eastAsia="標楷體" w:hAnsi="標楷體"/>
+          <w:rFonts w:ascii="DFKai-SB" w:eastAsia="DFKai-SB" w:hAnsi="DFKai-SB"/>
           <w:b/>
           <w:sz w:val="36"/>
           <w:szCs w:val="36"/>
@@ -118,7 +118,7 @@
       </w:r>
       <w:r>
         <w:rPr>
-          <w:rFonts w:ascii="標楷體" w:eastAsia="標楷體" w:hAnsi="標楷體" w:hint="eastAsia"/>
+          <w:rFonts w:ascii="DFKai-SB" w:eastAsia="DFKai-SB" w:hAnsi="DFKai-SB" w:hint="eastAsia"/>
           <w:b/>
           <w:sz w:val="36"/>
           <w:szCs w:val="36"/>
@@ -127,7 +127,7 @@
       </w:r>
       <w:r>
         <w:rPr>
-          <w:rFonts w:ascii="標楷體" w:eastAsia="標楷體" w:hAnsi="標楷體"/>
+          <w:rFonts w:ascii="DFKai-SB" w:eastAsia="DFKai-SB" w:hAnsi="DFKai-SB"/>
           <w:b/>
           <w:sz w:val="36"/>
           <w:szCs w:val="36"/>
@@ -136,7 +136,7 @@
       </w:r>
       <w:r>
         <w:rPr>
-          <w:rFonts w:ascii="標楷體" w:eastAsia="標楷體" w:hAnsi="標楷體"/>
+          <w:rFonts w:ascii="DFKai-SB" w:eastAsia="DFKai-SB" w:hAnsi="DFKai-SB"/>
           <w:b/>
           <w:sz w:val="36"/>
           <w:szCs w:val="36"/>
@@ -149,7 +149,7 @@
         <w:pStyle w:val="23"/>
         <w:ind w:firstLine="240"/>
         <w:rPr>
-          <w:rFonts w:cs="新細明體"/>
+          <w:rFonts w:cs="PMingLiU"/>
           <w:b/>
           <w:kern w:val="0"/>
           <w:sz w:val="27"/>
@@ -377,7 +377,6 @@
         <w:rPr>
           <w:rFonts w:hint="eastAsia"/>
         </w:rPr>
-        <w:lastRenderedPageBreak/>
         <w:t>蒐集、處理及利用</w:t>
       </w:r>
       <w:r>
@@ -421,7 +420,7 @@
       </w:r>
       <w:r>
         <w:rPr>
-          <w:rFonts w:ascii="標楷體" w:eastAsia="標楷體" w:hAnsi="標楷體" w:hint="eastAsia"/>
+          <w:rFonts w:ascii="DFKai-SB" w:eastAsia="DFKai-SB" w:hAnsi="DFKai-SB" w:hint="eastAsia"/>
         </w:rPr>
         <w:t>畫執行單位-台北市電腦商業同業公會(下稱本會)辦理大專校院資訊應用服務創新競賽因應個人資料保護法、相關個人資料保護規定，在向您蒐集個人資料之前，依法向您告知下列事項，當您親筆簽名後，表示您已閱讀、瞭解並同意接受本同意書之所有內容：</w:t>
       </w:r>
@@ -441,12 +440,12 @@
         <w:ind w:leftChars="0" w:left="1418" w:hanging="541"/>
         <w:jc w:val="both"/>
         <w:rPr>
-          <w:rFonts w:ascii="標楷體" w:eastAsia="標楷體" w:hAnsi="標楷體"/>
+          <w:rFonts w:ascii="DFKai-SB" w:eastAsia="DFKai-SB" w:hAnsi="DFKai-SB"/>
         </w:rPr>
       </w:pPr>
       <w:r>
         <w:rPr>
-          <w:rFonts w:ascii="標楷體" w:eastAsia="標楷體" w:hAnsi="標楷體" w:hint="eastAsia"/>
+          <w:rFonts w:ascii="DFKai-SB" w:eastAsia="DFKai-SB" w:hAnsi="DFKai-SB" w:hint="eastAsia"/>
         </w:rPr>
         <w:t>蒐集目的及類別：為本競賽相關之作業管理、通知聯繫、活動訊息發布、問卷調查、產學媒合、相關統計分析；或提供本會各項活動通知、報名資料確認、寄送產業相關訊息及本會內部管理使用之蒐集目的，而須獲取您下列個人資料類別：學校名稱、聯絡地址、聯絡人姓名、年級、職稱、手機、E-mail、電話、個人肖像。</w:t>
       </w:r>
@@ -466,12 +465,12 @@
         <w:ind w:leftChars="0" w:left="1418" w:hanging="541"/>
         <w:jc w:val="both"/>
         <w:rPr>
-          <w:rFonts w:ascii="標楷體" w:eastAsia="標楷體" w:hAnsi="標楷體"/>
+          <w:rFonts w:ascii="DFKai-SB" w:eastAsia="DFKai-SB" w:hAnsi="DFKai-SB"/>
         </w:rPr>
       </w:pPr>
       <w:r>
         <w:rPr>
-          <w:rFonts w:ascii="標楷體" w:eastAsia="標楷體" w:hAnsi="標楷體" w:hint="eastAsia"/>
+          <w:rFonts w:ascii="DFKai-SB" w:eastAsia="DFKai-SB" w:hAnsi="DFKai-SB" w:hint="eastAsia"/>
         </w:rPr>
         <w:t>個人資料利用之期間、地區、對象及方式：您的個人資料，除涉及國際業務或活動外，將提供本機關(構)於中華民國領域，於上述蒐集目的之必要合理範圍內加以利用至前述蒐集目的消失為止。</w:t>
       </w:r>
@@ -491,12 +490,12 @@
         <w:ind w:leftChars="0" w:left="1418" w:hanging="541"/>
         <w:jc w:val="both"/>
         <w:rPr>
-          <w:rFonts w:ascii="標楷體" w:eastAsia="標楷體" w:hAnsi="標楷體"/>
+          <w:rFonts w:ascii="DFKai-SB" w:eastAsia="DFKai-SB" w:hAnsi="DFKai-SB"/>
         </w:rPr>
       </w:pPr>
       <w:r>
         <w:rPr>
-          <w:rFonts w:ascii="標楷體" w:eastAsia="標楷體" w:hAnsi="標楷體" w:hint="eastAsia"/>
+          <w:rFonts w:ascii="DFKai-SB" w:eastAsia="DFKai-SB" w:hAnsi="DFKai-SB" w:hint="eastAsia"/>
         </w:rPr>
         <w:t>當事人權利行使：依據個人資料保護法第3條，您可向本會請求查詢或閱覽、製給複製本、補充或更正、停止蒐集/處理/利用或刪除您的個人資料。</w:t>
       </w:r>
@@ -516,12 +515,12 @@
         <w:ind w:leftChars="0" w:left="1418" w:hanging="541"/>
         <w:jc w:val="both"/>
         <w:rPr>
-          <w:rFonts w:ascii="標楷體" w:eastAsia="標楷體" w:hAnsi="標楷體"/>
+          <w:rFonts w:ascii="DFKai-SB" w:eastAsia="DFKai-SB" w:hAnsi="DFKai-SB"/>
         </w:rPr>
       </w:pPr>
       <w:r>
         <w:rPr>
-          <w:rFonts w:ascii="標楷體" w:eastAsia="標楷體" w:hAnsi="標楷體" w:hint="eastAsia"/>
+          <w:rFonts w:ascii="DFKai-SB" w:eastAsia="DFKai-SB" w:hAnsi="DFKai-SB" w:hint="eastAsia"/>
         </w:rPr>
         <w:t>不提供個人資料之權益影響：如您不提供或未提供正確之個人資料，或要求停止蒐集/處理/利用/刪除個人資料、服務訊息的取消訂閱，將無法為您提供蒐集目的之相關服務。</w:t>
       </w:r>
@@ -541,12 +540,12 @@
         <w:ind w:leftChars="0" w:left="1418" w:hanging="541"/>
         <w:jc w:val="both"/>
         <w:rPr>
-          <w:rFonts w:ascii="標楷體" w:eastAsia="標楷體" w:hAnsi="標楷體"/>
+          <w:rFonts w:ascii="DFKai-SB" w:eastAsia="DFKai-SB" w:hAnsi="DFKai-SB"/>
         </w:rPr>
       </w:pPr>
       <w:r>
         <w:rPr>
-          <w:rFonts w:ascii="標楷體" w:eastAsia="標楷體" w:hAnsi="標楷體" w:hint="eastAsia"/>
+          <w:rFonts w:ascii="DFKai-SB" w:eastAsia="DFKai-SB" w:hAnsi="DFKai-SB" w:hint="eastAsia"/>
         </w:rPr>
         <w:t>肖像權部分：</w:t>
       </w:r>
@@ -566,24 +565,25 @@
         <w:ind w:leftChars="590" w:left="1699" w:hangingChars="118" w:hanging="283"/>
         <w:jc w:val="both"/>
         <w:rPr>
-          <w:rFonts w:ascii="標楷體" w:eastAsia="標楷體" w:hAnsi="標楷體"/>
+          <w:rFonts w:ascii="DFKai-SB" w:eastAsia="DFKai-SB" w:hAnsi="DFKai-SB"/>
         </w:rPr>
       </w:pPr>
       <w:r>
         <w:rPr>
-          <w:rFonts w:ascii="標楷體" w:eastAsia="標楷體" w:hAnsi="標楷體" w:hint="eastAsia"/>
+          <w:rFonts w:ascii="DFKai-SB" w:eastAsia="DFKai-SB" w:hAnsi="DFKai-SB" w:hint="eastAsia"/>
         </w:rPr>
+        <w:lastRenderedPageBreak/>
         <w:t>授權內容：立同意書人同意主辦單位及</w:t>
       </w:r>
       <w:r>
         <w:rPr>
-          <w:rFonts w:ascii="標楷體" w:eastAsia="標楷體" w:hAnsi="標楷體"/>
+          <w:rFonts w:ascii="DFKai-SB" w:eastAsia="DFKai-SB" w:hAnsi="DFKai-SB"/>
         </w:rPr>
         <w:t>執行單位</w:t>
       </w:r>
       <w:r>
         <w:rPr>
-          <w:rFonts w:ascii="標楷體" w:eastAsia="標楷體" w:hAnsi="標楷體" w:hint="eastAsia"/>
+          <w:rFonts w:ascii="DFKai-SB" w:eastAsia="DFKai-SB" w:hAnsi="DFKai-SB" w:hint="eastAsia"/>
         </w:rPr>
         <w:t>有拍攝、使用、公開展示立同意書人肖像之權利。</w:t>
       </w:r>
@@ -603,12 +603,12 @@
         <w:ind w:leftChars="590" w:left="1699" w:hangingChars="118" w:hanging="283"/>
         <w:jc w:val="both"/>
         <w:rPr>
-          <w:rFonts w:ascii="標楷體" w:eastAsia="標楷體" w:hAnsi="標楷體"/>
+          <w:rFonts w:ascii="DFKai-SB" w:eastAsia="DFKai-SB" w:hAnsi="DFKai-SB"/>
         </w:rPr>
       </w:pPr>
       <w:r>
         <w:rPr>
-          <w:rFonts w:ascii="標楷體" w:eastAsia="標楷體" w:hAnsi="標楷體" w:hint="eastAsia"/>
+          <w:rFonts w:ascii="DFKai-SB" w:eastAsia="DFKai-SB" w:hAnsi="DFKai-SB" w:hint="eastAsia"/>
         </w:rPr>
         <w:t>授權期間/地域：不限期間及地域永久授權</w:t>
       </w:r>
@@ -628,12 +628,12 @@
         <w:ind w:leftChars="590" w:left="1699" w:hangingChars="118" w:hanging="283"/>
         <w:jc w:val="both"/>
         <w:rPr>
-          <w:rFonts w:ascii="標楷體" w:eastAsia="標楷體" w:hAnsi="標楷體"/>
+          <w:rFonts w:ascii="DFKai-SB" w:eastAsia="DFKai-SB" w:hAnsi="DFKai-SB"/>
         </w:rPr>
       </w:pPr>
       <w:r>
         <w:rPr>
-          <w:rFonts w:ascii="標楷體" w:eastAsia="標楷體" w:hAnsi="標楷體" w:hint="eastAsia"/>
+          <w:rFonts w:ascii="DFKai-SB" w:eastAsia="DFKai-SB" w:hAnsi="DFKai-SB" w:hint="eastAsia"/>
         </w:rPr>
         <w:t>授權條件：無償授權</w:t>
       </w:r>
@@ -653,12 +653,12 @@
         <w:ind w:leftChars="0" w:left="1418" w:hanging="541"/>
         <w:jc w:val="both"/>
         <w:rPr>
-          <w:rFonts w:ascii="標楷體" w:eastAsia="標楷體" w:hAnsi="標楷體"/>
+          <w:rFonts w:ascii="DFKai-SB" w:eastAsia="DFKai-SB" w:hAnsi="DFKai-SB"/>
         </w:rPr>
       </w:pPr>
       <w:r>
         <w:rPr>
-          <w:rFonts w:ascii="標楷體" w:eastAsia="標楷體" w:hAnsi="標楷體" w:hint="eastAsia"/>
+          <w:rFonts w:ascii="DFKai-SB" w:eastAsia="DFKai-SB" w:hAnsi="DFKai-SB" w:hint="eastAsia"/>
         </w:rPr>
         <w:t>各項通知服務、相關訊息之停止寄送，可透過訊息內容提供之取消訂閱連結通知。您可於上班時間聯繫承辦人黃小姐（電話(02)2577-4249，分機：392）。就違反本個資聲明事項之行為，請與活動承辦人反映。</w:t>
       </w:r>
@@ -671,7 +671,7 @@
         <w:snapToGrid w:val="0"/>
         <w:jc w:val="both"/>
         <w:rPr>
-          <w:rFonts w:ascii="標楷體" w:eastAsia="標楷體" w:hAnsi="標楷體"/>
+          <w:rFonts w:ascii="DFKai-SB" w:eastAsia="DFKai-SB" w:hAnsi="DFKai-SB"/>
         </w:rPr>
       </w:pPr>
     </w:p>
@@ -683,7 +683,7 @@
         <w:snapToGrid w:val="0"/>
         <w:jc w:val="both"/>
         <w:rPr>
-          <w:rFonts w:ascii="標楷體" w:eastAsia="標楷體" w:hAnsi="標楷體"/>
+          <w:rFonts w:ascii="DFKai-SB" w:eastAsia="DFKai-SB" w:hAnsi="DFKai-SB"/>
         </w:rPr>
       </w:pPr>
     </w:p>
@@ -724,12 +724,12 @@
         <w:spacing w:afterLines="20" w:after="72"/>
         <w:ind w:leftChars="300" w:left="720" w:rightChars="99" w:right="238"/>
         <w:rPr>
-          <w:rFonts w:ascii="標楷體" w:eastAsia="標楷體" w:hAnsi="標楷體"/>
+          <w:rFonts w:ascii="DFKai-SB" w:eastAsia="DFKai-SB" w:hAnsi="DFKai-SB"/>
         </w:rPr>
       </w:pPr>
       <w:r>
         <w:rPr>
-          <w:rFonts w:ascii="標楷體" w:eastAsia="標楷體" w:hAnsi="標楷體"/>
+          <w:rFonts w:ascii="DFKai-SB" w:eastAsia="DFKai-SB" w:hAnsi="DFKai-SB"/>
         </w:rPr>
         <w:t>執行單位：台北市電腦商業同業公會</w:t>
       </w:r>
@@ -777,14 +777,13 @@
               <w:snapToGrid w:val="0"/>
               <w:jc w:val="center"/>
               <w:rPr>
-                <w:rFonts w:ascii="標楷體" w:eastAsia="標楷體" w:hAnsi="標楷體"/>
+                <w:rFonts w:ascii="DFKai-SB" w:eastAsia="DFKai-SB" w:hAnsi="DFKai-SB"/>
               </w:rPr>
             </w:pPr>
             <w:r>
               <w:rPr>
-                <w:rFonts w:ascii="標楷體" w:eastAsia="標楷體" w:hAnsi="標楷體"/>
+                <w:rFonts w:ascii="DFKai-SB" w:eastAsia="DFKai-SB" w:hAnsi="DFKai-SB"/>
               </w:rPr>
-              <w:lastRenderedPageBreak/>
               <w:t>團隊成員</w:t>
             </w:r>
           </w:p>
@@ -809,12 +808,12 @@
               <w:snapToGrid w:val="0"/>
               <w:jc w:val="center"/>
               <w:rPr>
-                <w:rFonts w:ascii="標楷體" w:eastAsia="標楷體" w:hAnsi="標楷體"/>
+                <w:rFonts w:ascii="DFKai-SB" w:eastAsia="DFKai-SB" w:hAnsi="DFKai-SB"/>
               </w:rPr>
             </w:pPr>
             <w:r>
               <w:rPr>
-                <w:rFonts w:ascii="標楷體" w:eastAsia="標楷體" w:hAnsi="標楷體"/>
+                <w:rFonts w:ascii="DFKai-SB" w:eastAsia="DFKai-SB" w:hAnsi="DFKai-SB"/>
               </w:rPr>
               <w:t>姓名</w:t>
             </w:r>
@@ -827,14 +826,14 @@
               <w:snapToGrid w:val="0"/>
               <w:jc w:val="center"/>
               <w:rPr>
-                <w:rFonts w:ascii="標楷體" w:eastAsia="標楷體" w:hAnsi="標楷體"/>
+                <w:rFonts w:ascii="DFKai-SB" w:eastAsia="DFKai-SB" w:hAnsi="DFKai-SB"/>
                 <w:sz w:val="18"/>
                 <w:szCs w:val="18"/>
               </w:rPr>
             </w:pPr>
             <w:r>
               <w:rPr>
-                <w:rFonts w:ascii="標楷體" w:eastAsia="標楷體" w:hAnsi="標楷體"/>
+                <w:rFonts w:ascii="DFKai-SB" w:eastAsia="DFKai-SB" w:hAnsi="DFKai-SB"/>
                 <w:sz w:val="18"/>
                 <w:szCs w:val="18"/>
               </w:rPr>
@@ -862,12 +861,12 @@
               <w:snapToGrid w:val="0"/>
               <w:jc w:val="center"/>
               <w:rPr>
-                <w:rFonts w:ascii="標楷體" w:eastAsia="標楷體" w:hAnsi="標楷體"/>
+                <w:rFonts w:ascii="DFKai-SB" w:eastAsia="DFKai-SB" w:hAnsi="DFKai-SB"/>
               </w:rPr>
             </w:pPr>
             <w:r>
               <w:rPr>
-                <w:rFonts w:ascii="標楷體" w:eastAsia="標楷體" w:hAnsi="標楷體"/>
+                <w:rFonts w:ascii="DFKai-SB" w:eastAsia="DFKai-SB" w:hAnsi="DFKai-SB"/>
               </w:rPr>
               <w:t>簽名</w:t>
             </w:r>
@@ -880,13 +879,13 @@
               <w:snapToGrid w:val="0"/>
               <w:jc w:val="center"/>
               <w:rPr>
-                <w:rFonts w:ascii="標楷體" w:eastAsia="標楷體" w:hAnsi="標楷體"/>
+                <w:rFonts w:ascii="DFKai-SB" w:eastAsia="DFKai-SB" w:hAnsi="DFKai-SB"/>
                 <w:szCs w:val="18"/>
               </w:rPr>
             </w:pPr>
             <w:r>
               <w:rPr>
-                <w:rFonts w:ascii="標楷體" w:eastAsia="標楷體" w:hAnsi="標楷體" w:hint="eastAsia"/>
+                <w:rFonts w:ascii="DFKai-SB" w:eastAsia="DFKai-SB" w:hAnsi="DFKai-SB" w:hint="eastAsia"/>
                 <w:szCs w:val="18"/>
               </w:rPr>
               <w:t>我已完整閱讀且</w:t>
@@ -900,13 +899,13 @@
               <w:snapToGrid w:val="0"/>
               <w:jc w:val="center"/>
               <w:rPr>
-                <w:rFonts w:ascii="標楷體" w:eastAsia="標楷體" w:hAnsi="標楷體"/>
+                <w:rFonts w:ascii="DFKai-SB" w:eastAsia="DFKai-SB" w:hAnsi="DFKai-SB"/>
                 <w:szCs w:val="18"/>
               </w:rPr>
             </w:pPr>
             <w:r>
               <w:rPr>
-                <w:rFonts w:ascii="標楷體" w:eastAsia="標楷體" w:hAnsi="標楷體" w:hint="eastAsia"/>
+                <w:rFonts w:ascii="DFKai-SB" w:eastAsia="DFKai-SB" w:hAnsi="DFKai-SB" w:hint="eastAsia"/>
                 <w:szCs w:val="18"/>
               </w:rPr>
               <w:t>同意上開蒐集個人資料告知提供</w:t>
@@ -920,12 +919,12 @@
               <w:snapToGrid w:val="0"/>
               <w:jc w:val="center"/>
               <w:rPr>
-                <w:rFonts w:ascii="標楷體" w:eastAsia="標楷體" w:hAnsi="標楷體"/>
+                <w:rFonts w:ascii="DFKai-SB" w:eastAsia="DFKai-SB" w:hAnsi="DFKai-SB"/>
               </w:rPr>
             </w:pPr>
             <w:r>
               <w:rPr>
-                <w:rFonts w:ascii="標楷體" w:eastAsia="標楷體" w:hAnsi="標楷體"/>
+                <w:rFonts w:ascii="DFKai-SB" w:eastAsia="DFKai-SB" w:hAnsi="DFKai-SB"/>
                 <w:sz w:val="18"/>
                 <w:szCs w:val="18"/>
               </w:rPr>
@@ -957,7 +956,7 @@
               <w:adjustRightInd w:val="0"/>
               <w:snapToGrid w:val="0"/>
               <w:rPr>
-                <w:rFonts w:ascii="標楷體" w:eastAsia="標楷體" w:hAnsi="標楷體"/>
+                <w:rFonts w:ascii="DFKai-SB" w:eastAsia="DFKai-SB" w:hAnsi="DFKai-SB"/>
               </w:rPr>
             </w:pPr>
           </w:p>
@@ -979,14 +978,14 @@
               <w:autoSpaceDN w:val="0"/>
               <w:adjustRightInd w:val="0"/>
               <w:snapToGrid w:val="0"/>
-              <w:jc w:val="both"/>
+              <w:jc w:val="center"/>
               <w:rPr>
-                <w:rFonts w:ascii="標楷體" w:eastAsia="標楷體" w:hAnsi="標楷體" w:hint="eastAsia"/>
+                <w:rFonts w:ascii="DFKai-SB" w:eastAsia="DFKai-SB" w:hAnsi="DFKai-SB"/>
               </w:rPr>
             </w:pPr>
             <w:r>
               <w:rPr>
-                <w:rFonts w:ascii="標楷體" w:eastAsia="標楷體" w:hAnsi="標楷體" w:hint="eastAsia"/>
+                <w:rFonts w:ascii="DFKai-SB" w:eastAsia="DFKai-SB" w:hAnsi="DFKai-SB" w:hint="eastAsia"/>
               </w:rPr>
               <w:t>許凱俊</w:t>
             </w:r>
@@ -1011,7 +1010,7 @@
               <w:snapToGrid w:val="0"/>
               <w:jc w:val="both"/>
               <w:rPr>
-                <w:rFonts w:ascii="標楷體" w:eastAsia="標楷體" w:hAnsi="標楷體"/>
+                <w:rFonts w:ascii="DFKai-SB" w:eastAsia="DFKai-SB" w:hAnsi="DFKai-SB"/>
               </w:rPr>
             </w:pPr>
           </w:p>
@@ -1039,7 +1038,7 @@
               <w:adjustRightInd w:val="0"/>
               <w:snapToGrid w:val="0"/>
               <w:rPr>
-                <w:rFonts w:ascii="標楷體" w:eastAsia="標楷體" w:hAnsi="標楷體"/>
+                <w:rFonts w:ascii="DFKai-SB" w:eastAsia="DFKai-SB" w:hAnsi="DFKai-SB"/>
               </w:rPr>
             </w:pPr>
           </w:p>
@@ -1061,14 +1060,14 @@
               <w:autoSpaceDN w:val="0"/>
               <w:adjustRightInd w:val="0"/>
               <w:snapToGrid w:val="0"/>
-              <w:jc w:val="both"/>
+              <w:jc w:val="center"/>
               <w:rPr>
-                <w:rFonts w:ascii="標楷體" w:eastAsia="標楷體" w:hAnsi="標楷體"/>
+                <w:rFonts w:ascii="DFKai-SB" w:eastAsia="DFKai-SB" w:hAnsi="DFKai-SB"/>
               </w:rPr>
             </w:pPr>
             <w:r>
               <w:rPr>
-                <w:rFonts w:ascii="標楷體" w:eastAsia="標楷體" w:hAnsi="標楷體" w:hint="eastAsia"/>
+                <w:rFonts w:ascii="DFKai-SB" w:eastAsia="DFKai-SB" w:hAnsi="DFKai-SB" w:hint="eastAsia"/>
               </w:rPr>
               <w:t>陳秉鴻</w:t>
             </w:r>
@@ -1093,7 +1092,7 @@
               <w:snapToGrid w:val="0"/>
               <w:jc w:val="both"/>
               <w:rPr>
-                <w:rFonts w:ascii="標楷體" w:eastAsia="標楷體" w:hAnsi="標楷體"/>
+                <w:rFonts w:ascii="DFKai-SB" w:eastAsia="DFKai-SB" w:hAnsi="DFKai-SB"/>
               </w:rPr>
             </w:pPr>
           </w:p>
@@ -1121,7 +1120,7 @@
               <w:adjustRightInd w:val="0"/>
               <w:snapToGrid w:val="0"/>
               <w:rPr>
-                <w:rFonts w:ascii="標楷體" w:eastAsia="標楷體" w:hAnsi="標楷體"/>
+                <w:rFonts w:ascii="DFKai-SB" w:eastAsia="DFKai-SB" w:hAnsi="DFKai-SB"/>
               </w:rPr>
             </w:pPr>
           </w:p>
@@ -1143,14 +1142,14 @@
               <w:autoSpaceDN w:val="0"/>
               <w:adjustRightInd w:val="0"/>
               <w:snapToGrid w:val="0"/>
-              <w:jc w:val="both"/>
+              <w:jc w:val="center"/>
               <w:rPr>
-                <w:rFonts w:ascii="標楷體" w:eastAsia="標楷體" w:hAnsi="標楷體"/>
+                <w:rFonts w:ascii="DFKai-SB" w:eastAsia="DFKai-SB" w:hAnsi="DFKai-SB"/>
               </w:rPr>
             </w:pPr>
             <w:r>
               <w:rPr>
-                <w:rFonts w:ascii="標楷體" w:eastAsia="標楷體" w:hAnsi="標楷體" w:hint="eastAsia"/>
+                <w:rFonts w:ascii="DFKai-SB" w:eastAsia="DFKai-SB" w:hAnsi="DFKai-SB" w:hint="eastAsia"/>
               </w:rPr>
               <w:t>連卉媗</w:t>
             </w:r>
@@ -1175,7 +1174,7 @@
               <w:snapToGrid w:val="0"/>
               <w:jc w:val="both"/>
               <w:rPr>
-                <w:rFonts w:ascii="標楷體" w:eastAsia="標楷體" w:hAnsi="標楷體"/>
+                <w:rFonts w:ascii="DFKai-SB" w:eastAsia="DFKai-SB" w:hAnsi="DFKai-SB"/>
               </w:rPr>
             </w:pPr>
           </w:p>
@@ -1203,7 +1202,7 @@
               <w:adjustRightInd w:val="0"/>
               <w:snapToGrid w:val="0"/>
               <w:rPr>
-                <w:rFonts w:ascii="標楷體" w:eastAsia="標楷體" w:hAnsi="標楷體"/>
+                <w:rFonts w:ascii="DFKai-SB" w:eastAsia="DFKai-SB" w:hAnsi="DFKai-SB"/>
               </w:rPr>
             </w:pPr>
           </w:p>
@@ -1225,14 +1224,14 @@
               <w:autoSpaceDN w:val="0"/>
               <w:adjustRightInd w:val="0"/>
               <w:snapToGrid w:val="0"/>
-              <w:jc w:val="both"/>
+              <w:jc w:val="center"/>
               <w:rPr>
-                <w:rFonts w:ascii="標楷體" w:eastAsia="標楷體" w:hAnsi="標楷體"/>
+                <w:rFonts w:ascii="DFKai-SB" w:eastAsia="DFKai-SB" w:hAnsi="DFKai-SB"/>
               </w:rPr>
             </w:pPr>
             <w:r>
               <w:rPr>
-                <w:rFonts w:ascii="標楷體" w:eastAsia="標楷體" w:hAnsi="標楷體" w:hint="eastAsia"/>
+                <w:rFonts w:ascii="DFKai-SB" w:eastAsia="DFKai-SB" w:hAnsi="DFKai-SB" w:hint="eastAsia"/>
               </w:rPr>
               <w:t>江芸萱</w:t>
             </w:r>
@@ -1257,7 +1256,7 @@
               <w:snapToGrid w:val="0"/>
               <w:jc w:val="both"/>
               <w:rPr>
-                <w:rFonts w:ascii="標楷體" w:eastAsia="標楷體" w:hAnsi="標楷體"/>
+                <w:rFonts w:ascii="DFKai-SB" w:eastAsia="DFKai-SB" w:hAnsi="DFKai-SB"/>
               </w:rPr>
             </w:pPr>
           </w:p>
@@ -1285,7 +1284,31 @@
               <w:adjustRightInd w:val="0"/>
               <w:snapToGrid w:val="0"/>
               <w:rPr>
-                <w:rFonts w:ascii="標楷體" w:eastAsia="標楷體" w:hAnsi="標楷體"/>
+                <w:rFonts w:ascii="DFKai-SB" w:eastAsia="DFKai-SB" w:hAnsi="DFKai-SB"/>
+              </w:rPr>
+            </w:pPr>
+          </w:p>
+        </w:tc>
+        <w:tc>
+          <w:tcPr>
+            <w:tcW w:w="3931" w:type="dxa"/>
+            <w:tcBorders>
+              <w:top w:val="single" w:sz="4" w:space="0" w:color="auto"/>
+              <w:left w:val="single" w:sz="4" w:space="0" w:color="auto"/>
+              <w:bottom w:val="single" w:sz="4" w:space="0" w:color="auto"/>
+              <w:right w:val="single" w:sz="4" w:space="0" w:color="auto"/>
+            </w:tcBorders>
+            <w:vAlign w:val="center"/>
+          </w:tcPr>
+          <w:p>
+            <w:pPr>
+              <w:autoSpaceDE w:val="0"/>
+              <w:autoSpaceDN w:val="0"/>
+              <w:adjustRightInd w:val="0"/>
+              <w:snapToGrid w:val="0"/>
+              <w:jc w:val="center"/>
+              <w:rPr>
+                <w:rFonts w:ascii="DFKai-SB" w:eastAsia="DFKai-SB" w:hAnsi="DFKai-SB"/>
               </w:rPr>
             </w:pPr>
           </w:p>
@@ -1309,31 +1332,7 @@
               <w:snapToGrid w:val="0"/>
               <w:jc w:val="both"/>
               <w:rPr>
-                <w:rFonts w:ascii="標楷體" w:eastAsia="標楷體" w:hAnsi="標楷體"/>
-              </w:rPr>
-            </w:pPr>
-          </w:p>
-        </w:tc>
-        <w:tc>
-          <w:tcPr>
-            <w:tcW w:w="3931" w:type="dxa"/>
-            <w:tcBorders>
-              <w:top w:val="single" w:sz="4" w:space="0" w:color="auto"/>
-              <w:left w:val="single" w:sz="4" w:space="0" w:color="auto"/>
-              <w:bottom w:val="single" w:sz="4" w:space="0" w:color="auto"/>
-              <w:right w:val="single" w:sz="4" w:space="0" w:color="auto"/>
-            </w:tcBorders>
-            <w:vAlign w:val="center"/>
-          </w:tcPr>
-          <w:p>
-            <w:pPr>
-              <w:autoSpaceDE w:val="0"/>
-              <w:autoSpaceDN w:val="0"/>
-              <w:adjustRightInd w:val="0"/>
-              <w:snapToGrid w:val="0"/>
-              <w:jc w:val="both"/>
-              <w:rPr>
-                <w:rFonts w:ascii="標楷體" w:eastAsia="標楷體" w:hAnsi="標楷體"/>
+                <w:rFonts w:ascii="DFKai-SB" w:eastAsia="DFKai-SB" w:hAnsi="DFKai-SB"/>
               </w:rPr>
             </w:pPr>
           </w:p>
@@ -1359,7 +1358,31 @@
             <w:pPr>
               <w:widowControl/>
               <w:rPr>
-                <w:rFonts w:ascii="標楷體" w:eastAsia="標楷體" w:hAnsi="標楷體"/>
+                <w:rFonts w:ascii="DFKai-SB" w:eastAsia="DFKai-SB" w:hAnsi="DFKai-SB"/>
+              </w:rPr>
+            </w:pPr>
+          </w:p>
+        </w:tc>
+        <w:tc>
+          <w:tcPr>
+            <w:tcW w:w="3931" w:type="dxa"/>
+            <w:tcBorders>
+              <w:top w:val="single" w:sz="4" w:space="0" w:color="auto"/>
+              <w:left w:val="single" w:sz="4" w:space="0" w:color="auto"/>
+              <w:bottom w:val="single" w:sz="4" w:space="0" w:color="auto"/>
+              <w:right w:val="single" w:sz="4" w:space="0" w:color="auto"/>
+            </w:tcBorders>
+            <w:vAlign w:val="center"/>
+          </w:tcPr>
+          <w:p>
+            <w:pPr>
+              <w:autoSpaceDE w:val="0"/>
+              <w:autoSpaceDN w:val="0"/>
+              <w:adjustRightInd w:val="0"/>
+              <w:snapToGrid w:val="0"/>
+              <w:jc w:val="center"/>
+              <w:rPr>
+                <w:rFonts w:ascii="DFKai-SB" w:eastAsia="DFKai-SB" w:hAnsi="DFKai-SB"/>
               </w:rPr>
             </w:pPr>
           </w:p>
@@ -1383,31 +1406,7 @@
               <w:snapToGrid w:val="0"/>
               <w:jc w:val="both"/>
               <w:rPr>
-                <w:rFonts w:ascii="標楷體" w:eastAsia="標楷體" w:hAnsi="標楷體"/>
-              </w:rPr>
-            </w:pPr>
-          </w:p>
-        </w:tc>
-        <w:tc>
-          <w:tcPr>
-            <w:tcW w:w="3931" w:type="dxa"/>
-            <w:tcBorders>
-              <w:top w:val="single" w:sz="4" w:space="0" w:color="auto"/>
-              <w:left w:val="single" w:sz="4" w:space="0" w:color="auto"/>
-              <w:bottom w:val="single" w:sz="4" w:space="0" w:color="auto"/>
-              <w:right w:val="single" w:sz="4" w:space="0" w:color="auto"/>
-            </w:tcBorders>
-            <w:vAlign w:val="center"/>
-          </w:tcPr>
-          <w:p>
-            <w:pPr>
-              <w:autoSpaceDE w:val="0"/>
-              <w:autoSpaceDN w:val="0"/>
-              <w:adjustRightInd w:val="0"/>
-              <w:snapToGrid w:val="0"/>
-              <w:jc w:val="both"/>
-              <w:rPr>
-                <w:rFonts w:ascii="標楷體" w:eastAsia="標楷體" w:hAnsi="標楷體"/>
+                <w:rFonts w:ascii="DFKai-SB" w:eastAsia="DFKai-SB" w:hAnsi="DFKai-SB"/>
               </w:rPr>
             </w:pPr>
           </w:p>
@@ -1433,7 +1432,31 @@
             <w:pPr>
               <w:widowControl/>
               <w:rPr>
-                <w:rFonts w:ascii="標楷體" w:eastAsia="標楷體" w:hAnsi="標楷體"/>
+                <w:rFonts w:ascii="DFKai-SB" w:eastAsia="DFKai-SB" w:hAnsi="DFKai-SB"/>
+              </w:rPr>
+            </w:pPr>
+          </w:p>
+        </w:tc>
+        <w:tc>
+          <w:tcPr>
+            <w:tcW w:w="3931" w:type="dxa"/>
+            <w:tcBorders>
+              <w:top w:val="single" w:sz="4" w:space="0" w:color="auto"/>
+              <w:left w:val="single" w:sz="4" w:space="0" w:color="auto"/>
+              <w:bottom w:val="single" w:sz="4" w:space="0" w:color="auto"/>
+              <w:right w:val="single" w:sz="4" w:space="0" w:color="auto"/>
+            </w:tcBorders>
+            <w:vAlign w:val="center"/>
+          </w:tcPr>
+          <w:p>
+            <w:pPr>
+              <w:autoSpaceDE w:val="0"/>
+              <w:autoSpaceDN w:val="0"/>
+              <w:adjustRightInd w:val="0"/>
+              <w:snapToGrid w:val="0"/>
+              <w:jc w:val="center"/>
+              <w:rPr>
+                <w:rFonts w:ascii="DFKai-SB" w:eastAsia="DFKai-SB" w:hAnsi="DFKai-SB"/>
               </w:rPr>
             </w:pPr>
           </w:p>
@@ -1457,31 +1480,7 @@
               <w:snapToGrid w:val="0"/>
               <w:jc w:val="both"/>
               <w:rPr>
-                <w:rFonts w:ascii="標楷體" w:eastAsia="標楷體" w:hAnsi="標楷體"/>
-              </w:rPr>
-            </w:pPr>
-          </w:p>
-        </w:tc>
-        <w:tc>
-          <w:tcPr>
-            <w:tcW w:w="3931" w:type="dxa"/>
-            <w:tcBorders>
-              <w:top w:val="single" w:sz="4" w:space="0" w:color="auto"/>
-              <w:left w:val="single" w:sz="4" w:space="0" w:color="auto"/>
-              <w:bottom w:val="single" w:sz="4" w:space="0" w:color="auto"/>
-              <w:right w:val="single" w:sz="4" w:space="0" w:color="auto"/>
-            </w:tcBorders>
-            <w:vAlign w:val="center"/>
-          </w:tcPr>
-          <w:p>
-            <w:pPr>
-              <w:autoSpaceDE w:val="0"/>
-              <w:autoSpaceDN w:val="0"/>
-              <w:adjustRightInd w:val="0"/>
-              <w:snapToGrid w:val="0"/>
-              <w:jc w:val="both"/>
-              <w:rPr>
-                <w:rFonts w:ascii="標楷體" w:eastAsia="標楷體" w:hAnsi="標楷體"/>
+                <w:rFonts w:ascii="DFKai-SB" w:eastAsia="DFKai-SB" w:hAnsi="DFKai-SB"/>
               </w:rPr>
             </w:pPr>
           </w:p>
@@ -1507,7 +1506,30 @@
             <w:pPr>
               <w:widowControl/>
               <w:rPr>
-                <w:rFonts w:ascii="標楷體" w:eastAsia="標楷體" w:hAnsi="標楷體"/>
+                <w:rFonts w:ascii="DFKai-SB" w:eastAsia="DFKai-SB" w:hAnsi="DFKai-SB"/>
+              </w:rPr>
+            </w:pPr>
+          </w:p>
+        </w:tc>
+        <w:tc>
+          <w:tcPr>
+            <w:tcW w:w="3931" w:type="dxa"/>
+            <w:tcBorders>
+              <w:top w:val="single" w:sz="4" w:space="0" w:color="auto"/>
+              <w:left w:val="single" w:sz="4" w:space="0" w:color="auto"/>
+              <w:right w:val="single" w:sz="4" w:space="0" w:color="auto"/>
+            </w:tcBorders>
+            <w:vAlign w:val="center"/>
+          </w:tcPr>
+          <w:p>
+            <w:pPr>
+              <w:autoSpaceDE w:val="0"/>
+              <w:autoSpaceDN w:val="0"/>
+              <w:adjustRightInd w:val="0"/>
+              <w:snapToGrid w:val="0"/>
+              <w:jc w:val="center"/>
+              <w:rPr>
+                <w:rFonts w:ascii="DFKai-SB" w:eastAsia="DFKai-SB" w:hAnsi="DFKai-SB"/>
               </w:rPr>
             </w:pPr>
           </w:p>
@@ -1530,30 +1552,7 @@
               <w:snapToGrid w:val="0"/>
               <w:jc w:val="both"/>
               <w:rPr>
-                <w:rFonts w:ascii="標楷體" w:eastAsia="標楷體" w:hAnsi="標楷體"/>
-              </w:rPr>
-            </w:pPr>
-          </w:p>
-        </w:tc>
-        <w:tc>
-          <w:tcPr>
-            <w:tcW w:w="3931" w:type="dxa"/>
-            <w:tcBorders>
-              <w:top w:val="single" w:sz="4" w:space="0" w:color="auto"/>
-              <w:left w:val="single" w:sz="4" w:space="0" w:color="auto"/>
-              <w:right w:val="single" w:sz="4" w:space="0" w:color="auto"/>
-            </w:tcBorders>
-            <w:vAlign w:val="center"/>
-          </w:tcPr>
-          <w:p>
-            <w:pPr>
-              <w:autoSpaceDE w:val="0"/>
-              <w:autoSpaceDN w:val="0"/>
-              <w:adjustRightInd w:val="0"/>
-              <w:snapToGrid w:val="0"/>
-              <w:jc w:val="both"/>
-              <w:rPr>
-                <w:rFonts w:ascii="標楷體" w:eastAsia="標楷體" w:hAnsi="標楷體"/>
+                <w:rFonts w:ascii="DFKai-SB" w:eastAsia="DFKai-SB" w:hAnsi="DFKai-SB"/>
               </w:rPr>
             </w:pPr>
           </w:p>
@@ -1571,7 +1570,7 @@
         <w:ind w:leftChars="225" w:left="540" w:rightChars="99" w:right="238"/>
         <w:jc w:val="distribute"/>
         <w:rPr>
-          <w:rFonts w:ascii="標楷體" w:eastAsia="標楷體" w:hAnsi="標楷體"/>
+          <w:rFonts w:ascii="DFKai-SB" w:eastAsia="DFKai-SB" w:hAnsi="DFKai-SB"/>
         </w:rPr>
       </w:pPr>
     </w:p>
@@ -1585,48 +1584,54 @@
       <w:pPr>
         <w:jc w:val="distribute"/>
         <w:rPr>
-          <w:rFonts w:ascii="標楷體" w:eastAsia="標楷體" w:hAnsi="標楷體"/>
+          <w:rFonts w:ascii="DFKai-SB" w:eastAsia="DFKai-SB" w:hAnsi="DFKai-SB"/>
         </w:rPr>
       </w:pPr>
       <w:r>
         <w:rPr>
-          <w:rFonts w:ascii="標楷體" w:eastAsia="標楷體" w:hAnsi="標楷體"/>
+          <w:rFonts w:ascii="DFKai-SB" w:eastAsia="DFKai-SB" w:hAnsi="DFKai-SB"/>
         </w:rPr>
         <w:t>中華民國11</w:t>
       </w:r>
       <w:r>
         <w:rPr>
-          <w:rFonts w:ascii="標楷體" w:eastAsia="標楷體" w:hAnsi="標楷體"/>
+          <w:rFonts w:ascii="DFKai-SB" w:eastAsia="DFKai-SB" w:hAnsi="DFKai-SB"/>
         </w:rPr>
         <w:t>5</w:t>
       </w:r>
       <w:r>
         <w:rPr>
-          <w:rFonts w:ascii="標楷體" w:eastAsia="標楷體" w:hAnsi="標楷體"/>
+          <w:rFonts w:ascii="DFKai-SB" w:eastAsia="DFKai-SB" w:hAnsi="DFKai-SB"/>
         </w:rPr>
         <w:t>年</w:t>
       </w:r>
       <w:r>
         <w:rPr>
-          <w:rFonts w:ascii="標楷體" w:eastAsia="標楷體" w:hAnsi="標楷體"/>
+          <w:rFonts w:ascii="DFKai-SB" w:eastAsia="DFKai-SB" w:hAnsi="DFKai-SB"/>
         </w:rPr>
         <w:t>9</w:t>
       </w:r>
       <w:r>
         <w:rPr>
-          <w:rFonts w:ascii="標楷體" w:eastAsia="標楷體" w:hAnsi="標楷體"/>
+          <w:rFonts w:ascii="DFKai-SB" w:eastAsia="DFKai-SB" w:hAnsi="DFKai-SB"/>
         </w:rPr>
         <w:t>月</w:t>
       </w:r>
       <w:r>
         <w:rPr>
-          <w:rFonts w:ascii="標楷體" w:eastAsia="標楷體" w:hAnsi="標楷體"/>
+          <w:rFonts w:ascii="DFKai-SB" w:eastAsia="DFKai-SB" w:hAnsi="DFKai-SB"/>
         </w:rPr>
-        <w:t>10</w:t>
+        <w:t>1</w:t>
       </w:r>
       <w:r>
         <w:rPr>
-          <w:rFonts w:ascii="標楷體" w:eastAsia="標楷體" w:hAnsi="標楷體"/>
+          <w:rFonts w:ascii="DFKai-SB" w:eastAsia="DFKai-SB" w:hAnsi="DFKai-SB" w:hint="eastAsia"/>
+        </w:rPr>
+        <w:t>4</w:t>
+      </w:r>
+      <w:r>
+        <w:rPr>
+          <w:rFonts w:ascii="DFKai-SB" w:eastAsia="DFKai-SB" w:hAnsi="DFKai-SB"/>
         </w:rPr>
         <w:t>日</w:t>
       </w:r>
@@ -1679,7 +1684,7 @@
 </file>
 
 <file path=word/endnotes.xml><?xml version="1.0" encoding="utf-8"?>
-<w:endnotes xmlns:wpc="http://schemas.microsoft.com/office/word/2010/wordprocessingCanvas" xmlns:cx="http://schemas.microsoft.com/office/drawing/2014/chartex" xmlns:cx1="http://schemas.microsoft.com/office/drawing/2015/9/8/chartex" xmlns:cx2="http://schemas.microsoft.com/office/drawing/2015/10/21/chartex" xmlns:cx3="http://schemas.microsoft.com/office/drawing/2016/5/9/chartex" xmlns:cx4="http://schemas.microsoft.com/office/drawing/2016/5/10/chartex" xmlns:cx5="http://schemas.microsoft.com/office/drawing/2016/5/11/chartex" xmlns:cx6="http://schemas.microsoft.com/office/drawing/2016/5/12/chartex" xmlns:cx7="http://schemas.microsoft.com/office/drawing/2016/5/13/chartex" xmlns:cx8="http://schemas.microsoft.com/office/drawing/2016/5/14/chartex" xmlns:mc="http://schemas.openxmlformats.org/markup-compatibility/2006" xmlns:m="http://schemas.openxmlformats.org/officeDocument/2006/math" xmlns:aink="http://schemas.microsoft.com/office/drawing/2016/ink" xmlns:am3d="http://schemas.microsoft.com/office/drawing/2017/model3d" xmlns:oel="http://schemas.microsoft.com/office/2019/extlst" xmlns:r="http://schemas.openxmlformats.org/officeDocument/2006/relationships" xmlns:wp14="http://schemas.microsoft.com/office/word/2010/wordprocessingDrawing" xmlns:wp="http://schemas.openxmlformats.org/drawingml/2006/wordprocessingDrawing" xmlns:wpg="http://schemas.microsoft.com/office/word/2010/wordprocessingGroup" xmlns:wpi="http://schemas.microsoft.com/office/word/2010/wordprocessingInk" xmlns:wps="http://schemas.microsoft.com/office/word/2010/wordprocessingShape" xmlns:o="urn:schemas-microsoft-com:office:office" xmlns:v="urn:schemas-microsoft-com:vml" xmlns:w10="urn:schemas-microsoft-com:office:word" xmlns:w="http://schemas.openxmlformats.org/wordprocessingml/2006/main" xmlns:w14="http://schemas.microsoft.com/office/word/2010/wordml" xmlns:w15="http://schemas.microsoft.com/office/word/2012/wordml" xmlns:w16cex="http://schemas.microsoft.com/office/word/2018/wordml/cex" xmlns:w16cid="http://schemas.microsoft.com/office/word/2016/wordml/cid" xmlns:w16="http://schemas.microsoft.com/office/word/2018/wordml" xmlns:w16sdtdh="http://schemas.microsoft.com/office/word/2020/wordml/sdtdatahash" xmlns:w16sdtfl="http://schemas.microsoft.com/office/word/2024/wordml/sdtformatlock" xmlns:w16se="http://schemas.microsoft.com/office/word/2015/wordml/symex" xmlns:w16du="http://schemas.microsoft.com/office/word/2023/wordml/word16du" xmlns:wne="http://schemas.microsoft.com/office/word/2006/wordml" mc:Ignorable="w14 w15 w16se w16cid w16 w16cex w16sdtdh w16sdtfl w16du wp14">
+<w:endnotes xmlns:wpc="http://schemas.microsoft.com/office/word/2010/wordprocessingCanvas" xmlns:cx="http://schemas.microsoft.com/office/drawing/2014/chartex" xmlns:cx1="http://schemas.microsoft.com/office/drawing/2015/9/8/chartex" xmlns:cx2="http://schemas.microsoft.com/office/drawing/2015/10/21/chartex" xmlns:cx3="http://schemas.microsoft.com/office/drawing/2016/5/9/chartex" xmlns:cx4="http://schemas.microsoft.com/office/drawing/2016/5/10/chartex" xmlns:cx5="http://schemas.microsoft.com/office/drawing/2016/5/11/chartex" xmlns:cx6="http://schemas.microsoft.com/office/drawing/2016/5/12/chartex" xmlns:cx7="http://schemas.microsoft.com/office/drawing/2016/5/13/chartex" xmlns:cx8="http://schemas.microsoft.com/office/drawing/2016/5/14/chartex" xmlns:mc="http://schemas.openxmlformats.org/markup-compatibility/2006" xmlns:aink="http://schemas.microsoft.com/office/drawing/2016/ink" xmlns:am3d="http://schemas.microsoft.com/office/drawing/2017/model3d" xmlns:o="urn:schemas-microsoft-com:office:office" xmlns:oel="http://schemas.microsoft.com/office/2019/extlst" xmlns:r="http://schemas.openxmlformats.org/officeDocument/2006/relationships" xmlns:m="http://schemas.openxmlformats.org/officeDocument/2006/math" xmlns:v="urn:schemas-microsoft-com:vml" xmlns:wp14="http://schemas.microsoft.com/office/word/2010/wordprocessingDrawing" xmlns:wp="http://schemas.openxmlformats.org/drawingml/2006/wordprocessingDrawing" xmlns:w10="urn:schemas-microsoft-com:office:word" xmlns:w="http://schemas.openxmlformats.org/wordprocessingml/2006/main" xmlns:w14="http://schemas.microsoft.com/office/word/2010/wordml" xmlns:w15="http://schemas.microsoft.com/office/word/2012/wordml" xmlns:w16cex="http://schemas.microsoft.com/office/word/2018/wordml/cex" xmlns:w16cid="http://schemas.microsoft.com/office/word/2016/wordml/cid" xmlns:w16="http://schemas.microsoft.com/office/word/2018/wordml" xmlns:w16du="http://schemas.microsoft.com/office/word/2023/wordml/word16du" xmlns:w16sdtdh="http://schemas.microsoft.com/office/word/2020/wordml/sdtdatahash" xmlns:w16sdtfl="http://schemas.microsoft.com/office/word/2024/wordml/sdtformatlock" xmlns:w16se="http://schemas.microsoft.com/office/word/2015/wordml/symex" xmlns:wpg="http://schemas.microsoft.com/office/word/2010/wordprocessingGroup" xmlns:wpi="http://schemas.microsoft.com/office/word/2010/wordprocessingInk" xmlns:wne="http://schemas.microsoft.com/office/word/2006/wordml" xmlns:wps="http://schemas.microsoft.com/office/word/2010/wordprocessingShape" mc:Ignorable="w14 w15 w16se w16cid w16 w16cex w16sdtdh w16sdtfl w16du wp14">
   <w:endnote w:type="separator" w:id="-1">
     <w:p>
       <w:r>
@@ -1698,7 +1703,7 @@
 </file>
 
 <file path=word/footer1.xml><?xml version="1.0" encoding="utf-8"?>
-<w:ftr xmlns:wpc="http://schemas.microsoft.com/office/word/2010/wordprocessingCanvas" xmlns:cx="http://schemas.microsoft.com/office/drawing/2014/chartex" xmlns:cx1="http://schemas.microsoft.com/office/drawing/2015/9/8/chartex" xmlns:cx2="http://schemas.microsoft.com/office/drawing/2015/10/21/chartex" xmlns:cx3="http://schemas.microsoft.com/office/drawing/2016/5/9/chartex" xmlns:cx4="http://schemas.microsoft.com/office/drawing/2016/5/10/chartex" xmlns:cx5="http://schemas.microsoft.com/office/drawing/2016/5/11/chartex" xmlns:cx6="http://schemas.microsoft.com/office/drawing/2016/5/12/chartex" xmlns:cx7="http://schemas.microsoft.com/office/drawing/2016/5/13/chartex" xmlns:cx8="http://schemas.microsoft.com/office/drawing/2016/5/14/chartex" xmlns:mc="http://schemas.openxmlformats.org/markup-compatibility/2006" xmlns:m="http://schemas.openxmlformats.org/officeDocument/2006/math" xmlns:aink="http://schemas.microsoft.com/office/drawing/2016/ink" xmlns:am3d="http://schemas.microsoft.com/office/drawing/2017/model3d" xmlns:oel="http://schemas.microsoft.com/office/2019/extlst" xmlns:r="http://schemas.openxmlformats.org/officeDocument/2006/relationships" xmlns:wp14="http://schemas.microsoft.com/office/word/2010/wordprocessingDrawing" xmlns:wp="http://schemas.openxmlformats.org/drawingml/2006/wordprocessingDrawing" xmlns:wpg="http://schemas.microsoft.com/office/word/2010/wordprocessingGroup" xmlns:wpi="http://schemas.microsoft.com/office/word/2010/wordprocessingInk" xmlns:wps="http://schemas.microsoft.com/office/word/2010/wordprocessingShape" xmlns:o="urn:schemas-microsoft-com:office:office" xmlns:v="urn:schemas-microsoft-com:vml" xmlns:w10="urn:schemas-microsoft-com:office:word" xmlns:w="http://schemas.openxmlformats.org/wordprocessingml/2006/main" xmlns:w14="http://schemas.microsoft.com/office/word/2010/wordml" xmlns:w15="http://schemas.microsoft.com/office/word/2012/wordml" xmlns:w16cex="http://schemas.microsoft.com/office/word/2018/wordml/cex" xmlns:w16cid="http://schemas.microsoft.com/office/word/2016/wordml/cid" xmlns:w16="http://schemas.microsoft.com/office/word/2018/wordml" xmlns:w16sdtdh="http://schemas.microsoft.com/office/word/2020/wordml/sdtdatahash" xmlns:w16sdtfl="http://schemas.microsoft.com/office/word/2024/wordml/sdtformatlock" xmlns:w16se="http://schemas.microsoft.com/office/word/2015/wordml/symex" xmlns:w16du="http://schemas.microsoft.com/office/word/2023/wordml/word16du" xmlns:wne="http://schemas.microsoft.com/office/word/2006/wordml" mc:Ignorable="w14 w15 w16se w16cid w16 w16cex w16sdtdh w16sdtfl w16du wp14">
+<w:ftr xmlns:wpc="http://schemas.microsoft.com/office/word/2010/wordprocessingCanvas" xmlns:cx="http://schemas.microsoft.com/office/drawing/2014/chartex" xmlns:cx1="http://schemas.microsoft.com/office/drawing/2015/9/8/chartex" xmlns:cx2="http://schemas.microsoft.com/office/drawing/2015/10/21/chartex" xmlns:cx3="http://schemas.microsoft.com/office/drawing/2016/5/9/chartex" xmlns:cx4="http://schemas.microsoft.com/office/drawing/2016/5/10/chartex" xmlns:cx5="http://schemas.microsoft.com/office/drawing/2016/5/11/chartex" xmlns:cx6="http://schemas.microsoft.com/office/drawing/2016/5/12/chartex" xmlns:cx7="http://schemas.microsoft.com/office/drawing/2016/5/13/chartex" xmlns:cx8="http://schemas.microsoft.com/office/drawing/2016/5/14/chartex" xmlns:mc="http://schemas.openxmlformats.org/markup-compatibility/2006" xmlns:aink="http://schemas.microsoft.com/office/drawing/2016/ink" xmlns:am3d="http://schemas.microsoft.com/office/drawing/2017/model3d" xmlns:o="urn:schemas-microsoft-com:office:office" xmlns:oel="http://schemas.microsoft.com/office/2019/extlst" xmlns:r="http://schemas.openxmlformats.org/officeDocument/2006/relationships" xmlns:m="http://schemas.openxmlformats.org/officeDocument/2006/math" xmlns:v="urn:schemas-microsoft-com:vml" xmlns:wp14="http://schemas.microsoft.com/office/word/2010/wordprocessingDrawing" xmlns:wp="http://schemas.openxmlformats.org/drawingml/2006/wordprocessingDrawing" xmlns:w10="urn:schemas-microsoft-com:office:word" xmlns:w="http://schemas.openxmlformats.org/wordprocessingml/2006/main" xmlns:w14="http://schemas.microsoft.com/office/word/2010/wordml" xmlns:w15="http://schemas.microsoft.com/office/word/2012/wordml" xmlns:w16cex="http://schemas.microsoft.com/office/word/2018/wordml/cex" xmlns:w16cid="http://schemas.microsoft.com/office/word/2016/wordml/cid" xmlns:w16="http://schemas.microsoft.com/office/word/2018/wordml" xmlns:w16du="http://schemas.microsoft.com/office/word/2023/wordml/word16du" xmlns:w16sdtdh="http://schemas.microsoft.com/office/word/2020/wordml/sdtdatahash" xmlns:w16sdtfl="http://schemas.microsoft.com/office/word/2024/wordml/sdtformatlock" xmlns:w16se="http://schemas.microsoft.com/office/word/2015/wordml/symex" xmlns:wpg="http://schemas.microsoft.com/office/word/2010/wordprocessingGroup" xmlns:wpi="http://schemas.microsoft.com/office/word/2010/wordprocessingInk" xmlns:wne="http://schemas.microsoft.com/office/word/2006/wordml" xmlns:wps="http://schemas.microsoft.com/office/word/2010/wordprocessingShape" mc:Ignorable="w14 w15 w16se w16cid w16 w16cex w16sdtdh w16sdtfl w16du wp14">
   <w:sdt>
     <w:sdtPr>
       <w:id w:val="721028134"/>
@@ -1738,7 +1743,7 @@
 </file>
 
 <file path=word/footnotes.xml><?xml version="1.0" encoding="utf-8"?>
-<w:footnotes xmlns:wpc="http://schemas.microsoft.com/office/word/2010/wordprocessingCanvas" xmlns:cx="http://schemas.microsoft.com/office/drawing/2014/chartex" xmlns:cx1="http://schemas.microsoft.com/office/drawing/2015/9/8/chartex" xmlns:cx2="http://schemas.microsoft.com/office/drawing/2015/10/21/chartex" xmlns:cx3="http://schemas.microsoft.com/office/drawing/2016/5/9/chartex" xmlns:cx4="http://schemas.microsoft.com/office/drawing/2016/5/10/chartex" xmlns:cx5="http://schemas.microsoft.com/office/drawing/2016/5/11/chartex" xmlns:cx6="http://schemas.microsoft.com/office/drawing/2016/5/12/chartex" xmlns:cx7="http://schemas.microsoft.com/office/drawing/2016/5/13/chartex" xmlns:cx8="http://schemas.microsoft.com/office/drawing/2016/5/14/chartex" xmlns:mc="http://schemas.openxmlformats.org/markup-compatibility/2006" xmlns:m="http://schemas.openxmlformats.org/officeDocument/2006/math" xmlns:aink="http://schemas.microsoft.com/office/drawing/2016/ink" xmlns:am3d="http://schemas.microsoft.com/office/drawing/2017/model3d" xmlns:oel="http://schemas.microsoft.com/office/2019/extlst" xmlns:r="http://schemas.openxmlformats.org/officeDocument/2006/relationships" xmlns:wp14="http://schemas.microsoft.com/office/word/2010/wordprocessingDrawing" xmlns:wp="http://schemas.openxmlformats.org/drawingml/2006/wordprocessingDrawing" xmlns:wpg="http://schemas.microsoft.com/office/word/2010/wordprocessingGroup" xmlns:wpi="http://schemas.microsoft.com/office/word/2010/wordprocessingInk" xmlns:wps="http://schemas.microsoft.com/office/word/2010/wordprocessingShape" xmlns:o="urn:schemas-microsoft-com:office:office" xmlns:v="urn:schemas-microsoft-com:vml" xmlns:w10="urn:schemas-microsoft-com:office:word" xmlns:w="http://schemas.openxmlformats.org/wordprocessingml/2006/main" xmlns:w14="http://schemas.microsoft.com/office/word/2010/wordml" xmlns:w15="http://schemas.microsoft.com/office/word/2012/wordml" xmlns:w16cex="http://schemas.microsoft.com/office/word/2018/wordml/cex" xmlns:w16cid="http://schemas.microsoft.com/office/word/2016/wordml/cid" xmlns:w16="http://schemas.microsoft.com/office/word/2018/wordml" xmlns:w16sdtdh="http://schemas.microsoft.com/office/word/2020/wordml/sdtdatahash" xmlns:w16sdtfl="http://schemas.microsoft.com/office/word/2024/wordml/sdtformatlock" xmlns:w16se="http://schemas.microsoft.com/office/word/2015/wordml/symex" xmlns:w16du="http://schemas.microsoft.com/office/word/2023/wordml/word16du" xmlns:wne="http://schemas.microsoft.com/office/word/2006/wordml" mc:Ignorable="w14 w15 w16se w16cid w16 w16cex w16sdtdh w16sdtfl w16du wp14">
+<w:footnotes xmlns:wpc="http://schemas.microsoft.com/office/word/2010/wordprocessingCanvas" xmlns:cx="http://schemas.microsoft.com/office/drawing/2014/chartex" xmlns:cx1="http://schemas.microsoft.com/office/drawing/2015/9/8/chartex" xmlns:cx2="http://schemas.microsoft.com/office/drawing/2015/10/21/chartex" xmlns:cx3="http://schemas.microsoft.com/office/drawing/2016/5/9/chartex" xmlns:cx4="http://schemas.microsoft.com/office/drawing/2016/5/10/chartex" xmlns:cx5="http://schemas.microsoft.com/office/drawing/2016/5/11/chartex" xmlns:cx6="http://schemas.microsoft.com/office/drawing/2016/5/12/chartex" xmlns:cx7="http://schemas.microsoft.com/office/drawing/2016/5/13/chartex" xmlns:cx8="http://schemas.microsoft.com/office/drawing/2016/5/14/chartex" xmlns:mc="http://schemas.openxmlformats.org/markup-compatibility/2006" xmlns:aink="http://schemas.microsoft.com/office/drawing/2016/ink" xmlns:am3d="http://schemas.microsoft.com/office/drawing/2017/model3d" xmlns:o="urn:schemas-microsoft-com:office:office" xmlns:oel="http://schemas.microsoft.com/office/2019/extlst" xmlns:r="http://schemas.openxmlformats.org/officeDocument/2006/relationships" xmlns:m="http://schemas.openxmlformats.org/officeDocument/2006/math" xmlns:v="urn:schemas-microsoft-com:vml" xmlns:wp14="http://schemas.microsoft.com/office/word/2010/wordprocessingDrawing" xmlns:wp="http://schemas.openxmlformats.org/drawingml/2006/wordprocessingDrawing" xmlns:w10="urn:schemas-microsoft-com:office:word" xmlns:w="http://schemas.openxmlformats.org/wordprocessingml/2006/main" xmlns:w14="http://schemas.microsoft.com/office/word/2010/wordml" xmlns:w15="http://schemas.microsoft.com/office/word/2012/wordml" xmlns:w16cex="http://schemas.microsoft.com/office/word/2018/wordml/cex" xmlns:w16cid="http://schemas.microsoft.com/office/word/2016/wordml/cid" xmlns:w16="http://schemas.microsoft.com/office/word/2018/wordml" xmlns:w16du="http://schemas.microsoft.com/office/word/2023/wordml/word16du" xmlns:w16sdtdh="http://schemas.microsoft.com/office/word/2020/wordml/sdtdatahash" xmlns:w16sdtfl="http://schemas.microsoft.com/office/word/2024/wordml/sdtformatlock" xmlns:w16se="http://schemas.microsoft.com/office/word/2015/wordml/symex" xmlns:wpg="http://schemas.microsoft.com/office/word/2010/wordprocessingGroup" xmlns:wpi="http://schemas.microsoft.com/office/word/2010/wordprocessingInk" xmlns:wne="http://schemas.microsoft.com/office/word/2006/wordml" xmlns:wps="http://schemas.microsoft.com/office/word/2010/wordprocessingShape" mc:Ignorable="w14 w15 w16se w16cid w16 w16cex w16sdtdh w16sdtfl w16du wp14">
   <w:footnote w:type="separator" w:id="-1">
     <w:p>
       <w:r>
@@ -1757,7 +1762,7 @@
 </file>
 
 <file path=word/numbering.xml><?xml version="1.0" encoding="utf-8"?>
-<w:numbering xmlns:wpc="http://schemas.microsoft.com/office/word/2010/wordprocessingCanvas" xmlns:cx="http://schemas.microsoft.com/office/drawing/2014/chartex" xmlns:cx1="http://schemas.microsoft.com/office/drawing/2015/9/8/chartex" xmlns:cx2="http://schemas.microsoft.com/office/drawing/2015/10/21/chartex" xmlns:cx3="http://schemas.microsoft.com/office/drawing/2016/5/9/chartex" xmlns:cx4="http://schemas.microsoft.com/office/drawing/2016/5/10/chartex" xmlns:cx5="http://schemas.microsoft.com/office/drawing/2016/5/11/chartex" xmlns:cx6="http://schemas.microsoft.com/office/drawing/2016/5/12/chartex" xmlns:cx7="http://schemas.microsoft.com/office/drawing/2016/5/13/chartex" xmlns:cx8="http://schemas.microsoft.com/office/drawing/2016/5/14/chartex" xmlns:mc="http://schemas.openxmlformats.org/markup-compatibility/2006" xmlns:m="http://schemas.openxmlformats.org/officeDocument/2006/math" xmlns:aink="http://schemas.microsoft.com/office/drawing/2016/ink" xmlns:am3d="http://schemas.microsoft.com/office/drawing/2017/model3d" xmlns:oel="http://schemas.microsoft.com/office/2019/extlst" xmlns:r="http://schemas.openxmlformats.org/officeDocument/2006/relationships" xmlns:wp14="http://schemas.microsoft.com/office/word/2010/wordprocessingDrawing" xmlns:wp="http://schemas.openxmlformats.org/drawingml/2006/wordprocessingDrawing" xmlns:wpg="http://schemas.microsoft.com/office/word/2010/wordprocessingGroup" xmlns:wpi="http://schemas.microsoft.com/office/word/2010/wordprocessingInk" xmlns:wps="http://schemas.microsoft.com/office/word/2010/wordprocessingShape" xmlns:o="urn:schemas-microsoft-com:office:office" xmlns:v="urn:schemas-microsoft-com:vml" xmlns:w10="urn:schemas-microsoft-com:office:word" xmlns:w="http://schemas.openxmlformats.org/wordprocessingml/2006/main" xmlns:w14="http://schemas.microsoft.com/office/word/2010/wordml" xmlns:w15="http://schemas.microsoft.com/office/word/2012/wordml" xmlns:w16cex="http://schemas.microsoft.com/office/word/2018/wordml/cex" xmlns:w16cid="http://schemas.microsoft.com/office/word/2016/wordml/cid" xmlns:w16="http://schemas.microsoft.com/office/word/2018/wordml" xmlns:w16sdtdh="http://schemas.microsoft.com/office/word/2020/wordml/sdtdatahash" xmlns:w16sdtfl="http://schemas.microsoft.com/office/word/2024/wordml/sdtformatlock" xmlns:w16se="http://schemas.microsoft.com/office/word/2015/wordml/symex" xmlns:w16du="http://schemas.microsoft.com/office/word/2023/wordml/word16du" xmlns:wne="http://schemas.microsoft.com/office/word/2006/wordml" mc:Ignorable="w14 w15 w16se w16cid w16 w16cex w16sdtdh w16sdtfl w16du wp14">
+<w:numbering xmlns:wpc="http://schemas.microsoft.com/office/word/2010/wordprocessingCanvas" xmlns:cx="http://schemas.microsoft.com/office/drawing/2014/chartex" xmlns:cx1="http://schemas.microsoft.com/office/drawing/2015/9/8/chartex" xmlns:cx2="http://schemas.microsoft.com/office/drawing/2015/10/21/chartex" xmlns:cx3="http://schemas.microsoft.com/office/drawing/2016/5/9/chartex" xmlns:cx4="http://schemas.microsoft.com/office/drawing/2016/5/10/chartex" xmlns:cx5="http://schemas.microsoft.com/office/drawing/2016/5/11/chartex" xmlns:cx6="http://schemas.microsoft.com/office/drawing/2016/5/12/chartex" xmlns:cx7="http://schemas.microsoft.com/office/drawing/2016/5/13/chartex" xmlns:cx8="http://schemas.microsoft.com/office/drawing/2016/5/14/chartex" xmlns:mc="http://schemas.openxmlformats.org/markup-compatibility/2006" xmlns:aink="http://schemas.microsoft.com/office/drawing/2016/ink" xmlns:am3d="http://schemas.microsoft.com/office/drawing/2017/model3d" xmlns:o="urn:schemas-microsoft-com:office:office" xmlns:oel="http://schemas.microsoft.com/office/2019/extlst" xmlns:r="http://schemas.openxmlformats.org/officeDocument/2006/relationships" xmlns:m="http://schemas.openxmlformats.org/officeDocument/2006/math" xmlns:v="urn:schemas-microsoft-com:vml" xmlns:wp14="http://schemas.microsoft.com/office/word/2010/wordprocessingDrawing" xmlns:wp="http://schemas.openxmlformats.org/drawingml/2006/wordprocessingDrawing" xmlns:w10="urn:schemas-microsoft-com:office:word" xmlns:w="http://schemas.openxmlformats.org/wordprocessingml/2006/main" xmlns:w14="http://schemas.microsoft.com/office/word/2010/wordml" xmlns:w15="http://schemas.microsoft.com/office/word/2012/wordml" xmlns:w16cex="http://schemas.microsoft.com/office/word/2018/wordml/cex" xmlns:w16cid="http://schemas.microsoft.com/office/word/2016/wordml/cid" xmlns:w16="http://schemas.microsoft.com/office/word/2018/wordml" xmlns:w16du="http://schemas.microsoft.com/office/word/2023/wordml/word16du" xmlns:w16sdtdh="http://schemas.microsoft.com/office/word/2020/wordml/sdtdatahash" xmlns:w16sdtfl="http://schemas.microsoft.com/office/word/2024/wordml/sdtformatlock" xmlns:w16se="http://schemas.microsoft.com/office/word/2015/wordml/symex" xmlns:wpg="http://schemas.microsoft.com/office/word/2010/wordprocessingGroup" xmlns:wpi="http://schemas.microsoft.com/office/word/2010/wordprocessingInk" xmlns:wne="http://schemas.microsoft.com/office/word/2006/wordml" xmlns:wps="http://schemas.microsoft.com/office/word/2010/wordprocessingShape" mc:Ignorable="w14 w15 w16se w16cid w16 w16cex w16sdtdh w16sdtfl w16du wp14">
   <w:abstractNum w:abstractNumId="0" w15:restartNumberingAfterBreak="0">
     <w:nsid w:val="04857EBF"/>
     <w:multiLevelType w:val="hybridMultilevel"/>
@@ -5119,7 +5124,7 @@
         <w:ind w:left="840" w:hanging="360"/>
       </w:pPr>
       <w:rPr>
-        <w:rFonts w:ascii="標楷體" w:eastAsia="標楷體" w:hAnsi="標楷體" w:cs="標楷體" w:hint="eastAsia"/>
+        <w:rFonts w:ascii="DFKai-SB" w:eastAsia="DFKai-SB" w:hAnsi="DFKai-SB" w:cs="DFKai-SB" w:hint="eastAsia"/>
       </w:rPr>
     </w:lvl>
     <w:lvl w:ilvl="2" w:tplc="31D2A1A6">
@@ -5293,7 +5298,7 @@
         <w:ind w:left="360" w:hanging="360"/>
       </w:pPr>
       <w:rPr>
-        <w:rFonts w:ascii="標楷體" w:eastAsia="標楷體" w:hAnsi="標楷體" w:cs="Arial" w:hint="eastAsia"/>
+        <w:rFonts w:ascii="DFKai-SB" w:eastAsia="DFKai-SB" w:hAnsi="DFKai-SB" w:cs="Arial" w:hint="eastAsia"/>
       </w:rPr>
     </w:lvl>
     <w:lvl w:ilvl="1" w:tplc="04090003" w:tentative="1">
@@ -5407,7 +5412,7 @@
         <w:ind w:left="482" w:hanging="480"/>
       </w:pPr>
       <w:rPr>
-        <w:rFonts w:ascii="標楷體" w:eastAsia="標楷體" w:hAnsi="標楷體" w:hint="eastAsia"/>
+        <w:rFonts w:ascii="DFKai-SB" w:eastAsia="DFKai-SB" w:hAnsi="DFKai-SB" w:hint="eastAsia"/>
       </w:rPr>
     </w:lvl>
     <w:lvl w:ilvl="1" w:tplc="04090019" w:tentative="1">
@@ -6694,7 +6699,7 @@
         <w:ind w:left="1198" w:hanging="480"/>
       </w:pPr>
       <w:rPr>
-        <w:rFonts w:ascii="標楷體" w:eastAsia="標楷體" w:hAnsi="標楷體" w:hint="eastAsia"/>
+        <w:rFonts w:ascii="DFKai-SB" w:eastAsia="DFKai-SB" w:hAnsi="DFKai-SB" w:hint="eastAsia"/>
         <w:b w:val="0"/>
         <w:i w:val="0"/>
         <w:sz w:val="24"/>
@@ -7316,7 +7321,7 @@
         <w:ind w:left="1920" w:hanging="480"/>
       </w:pPr>
       <w:rPr>
-        <w:rFonts w:ascii="標楷體" w:eastAsia="標楷體" w:hAnsi="標楷體"/>
+        <w:rFonts w:ascii="DFKai-SB" w:eastAsia="DFKai-SB" w:hAnsi="DFKai-SB"/>
       </w:rPr>
     </w:lvl>
     <w:lvl w:ilvl="4" w:tplc="8F425138">
@@ -7882,7 +7887,7 @@
         <w:ind w:left="820" w:hanging="480"/>
       </w:pPr>
       <w:rPr>
-        <w:rFonts w:ascii="標楷體" w:eastAsia="標楷體" w:hAnsi="標楷體" w:hint="eastAsia"/>
+        <w:rFonts w:ascii="DFKai-SB" w:eastAsia="DFKai-SB" w:hAnsi="DFKai-SB" w:hint="eastAsia"/>
         <w:sz w:val="24"/>
       </w:rPr>
     </w:lvl>
@@ -8993,7 +8998,7 @@
         <w:ind w:left="480" w:hanging="480"/>
       </w:pPr>
       <w:rPr>
-        <w:rFonts w:ascii="標楷體" w:eastAsia="標楷體" w:hAnsi="標楷體" w:hint="eastAsia"/>
+        <w:rFonts w:ascii="DFKai-SB" w:eastAsia="DFKai-SB" w:hAnsi="DFKai-SB" w:hint="eastAsia"/>
         <w:sz w:val="24"/>
       </w:rPr>
     </w:lvl>
@@ -10114,7 +10119,7 @@
         <w:ind w:left="700" w:hanging="360"/>
       </w:pPr>
       <w:rPr>
-        <w:rFonts w:ascii="標楷體" w:eastAsia="標楷體" w:hAnsi="標楷體" w:hint="eastAsia"/>
+        <w:rFonts w:ascii="DFKai-SB" w:eastAsia="DFKai-SB" w:hAnsi="DFKai-SB" w:hint="eastAsia"/>
         <w:sz w:val="24"/>
         <w:szCs w:val="24"/>
       </w:rPr>
@@ -11214,7 +11219,7 @@
         <w:ind w:left="362" w:hanging="360"/>
       </w:pPr>
       <w:rPr>
-        <w:rFonts w:ascii="標楷體" w:eastAsia="標楷體" w:hAnsi="標楷體" w:hint="eastAsia"/>
+        <w:rFonts w:ascii="DFKai-SB" w:eastAsia="DFKai-SB" w:hAnsi="DFKai-SB" w:hint="eastAsia"/>
         <w:sz w:val="24"/>
         <w:szCs w:val="24"/>
       </w:rPr>
@@ -11396,7 +11401,7 @@
         <w:ind w:left="1198" w:hanging="480"/>
       </w:pPr>
       <w:rPr>
-        <w:rFonts w:ascii="標楷體" w:eastAsia="標楷體" w:hAnsi="標楷體" w:hint="eastAsia"/>
+        <w:rFonts w:ascii="DFKai-SB" w:eastAsia="DFKai-SB" w:hAnsi="DFKai-SB" w:hint="eastAsia"/>
         <w:b w:val="0"/>
         <w:i w:val="0"/>
         <w:sz w:val="24"/>
@@ -12503,7 +12508,7 @@
         <w:ind w:left="3741" w:hanging="480"/>
       </w:pPr>
       <w:rPr>
-        <w:rFonts w:ascii="標楷體" w:eastAsia="標楷體" w:hAnsi="標楷體" w:cs="Times New Roman" w:hint="default"/>
+        <w:rFonts w:ascii="DFKai-SB" w:eastAsia="DFKai-SB" w:hAnsi="DFKai-SB" w:cs="Times New Roman" w:hint="default"/>
         <w:b w:val="0"/>
         <w:i w:val="0"/>
         <w:sz w:val="24"/>
@@ -13266,7 +13271,7 @@
 </file>
 
 <file path=word/styles.xml><?xml version="1.0" encoding="utf-8"?>
-<w:styles xmlns:mc="http://schemas.openxmlformats.org/markup-compatibility/2006" xmlns:r="http://schemas.openxmlformats.org/officeDocument/2006/relationships" xmlns:w="http://schemas.openxmlformats.org/wordprocessingml/2006/main" xmlns:w14="http://schemas.microsoft.com/office/word/2010/wordml" xmlns:w15="http://schemas.microsoft.com/office/word/2012/wordml" xmlns:w16cex="http://schemas.microsoft.com/office/word/2018/wordml/cex" xmlns:w16cid="http://schemas.microsoft.com/office/word/2016/wordml/cid" xmlns:w16="http://schemas.microsoft.com/office/word/2018/wordml" xmlns:w16sdtdh="http://schemas.microsoft.com/office/word/2020/wordml/sdtdatahash" xmlns:w16sdtfl="http://schemas.microsoft.com/office/word/2024/wordml/sdtformatlock" xmlns:w16se="http://schemas.microsoft.com/office/word/2015/wordml/symex" xmlns:w16du="http://schemas.microsoft.com/office/word/2023/wordml/word16du" mc:Ignorable="w14 w15 w16se w16cid w16 w16cex w16sdtdh w16sdtfl w16du">
+<w:styles xmlns:mc="http://schemas.openxmlformats.org/markup-compatibility/2006" xmlns:r="http://schemas.openxmlformats.org/officeDocument/2006/relationships" xmlns:w="http://schemas.openxmlformats.org/wordprocessingml/2006/main" xmlns:w14="http://schemas.microsoft.com/office/word/2010/wordml" xmlns:w15="http://schemas.microsoft.com/office/word/2012/wordml" xmlns:w16cex="http://schemas.microsoft.com/office/word/2018/wordml/cex" xmlns:w16cid="http://schemas.microsoft.com/office/word/2016/wordml/cid" xmlns:w16="http://schemas.microsoft.com/office/word/2018/wordml" xmlns:w16du="http://schemas.microsoft.com/office/word/2023/wordml/word16du" xmlns:w16sdtdh="http://schemas.microsoft.com/office/word/2020/wordml/sdtdatahash" xmlns:w16sdtfl="http://schemas.microsoft.com/office/word/2024/wordml/sdtformatlock" xmlns:w16se="http://schemas.microsoft.com/office/word/2015/wordml/symex" mc:Ignorable="w14 w15 w16se w16cid w16 w16cex w16sdtdh w16sdtfl w16du">
   <w:docDefaults>
     <w:rPrDefault>
       <w:rPr>
@@ -13800,7 +13805,7 @@
       <w:jc w:val="both"/>
     </w:pPr>
     <w:rPr>
-      <w:rFonts w:ascii="Times New Roman" w:eastAsia="標楷體" w:hAnsi="Times New Roman" w:cs="Times New Roman"/>
+      <w:rFonts w:ascii="Times New Roman" w:eastAsia="DFKai-SB" w:hAnsi="Times New Roman" w:cs="Times New Roman"/>
       <w:b/>
       <w:bCs/>
       <w:sz w:val="28"/>
@@ -13813,7 +13818,7 @@
     <w:uiPriority w:val="99"/>
     <w:rsid w:val="009333C3"/>
     <w:rPr>
-      <w:rFonts w:ascii="Times New Roman" w:eastAsia="標楷體" w:hAnsi="Times New Roman" w:cs="Times New Roman"/>
+      <w:rFonts w:ascii="Times New Roman" w:eastAsia="DFKai-SB" w:hAnsi="Times New Roman" w:cs="Times New Roman"/>
       <w:sz w:val="28"/>
       <w:szCs w:val="24"/>
     </w:rPr>
@@ -13842,7 +13847,7 @@
       <w:adjustRightInd w:val="0"/>
     </w:pPr>
     <w:rPr>
-      <w:rFonts w:ascii="Times New Roman" w:eastAsia="標楷體" w:hAnsi="Times New Roman" w:cs="Times New Roman"/>
+      <w:rFonts w:ascii="Times New Roman" w:eastAsia="DFKai-SB" w:hAnsi="Times New Roman" w:cs="Times New Roman"/>
       <w:kern w:val="0"/>
       <w:sz w:val="28"/>
       <w:szCs w:val="20"/>
@@ -13854,7 +13859,7 @@
     <w:link w:val="a7"/>
     <w:rsid w:val="00AC5033"/>
     <w:rPr>
-      <w:rFonts w:ascii="Times New Roman" w:eastAsia="標楷體" w:hAnsi="Times New Roman" w:cs="Times New Roman"/>
+      <w:rFonts w:ascii="Times New Roman" w:eastAsia="DFKai-SB" w:hAnsi="Times New Roman" w:cs="Times New Roman"/>
       <w:kern w:val="0"/>
       <w:sz w:val="28"/>
       <w:szCs w:val="20"/>
@@ -13887,7 +13892,7 @@
       <w:jc w:val="both"/>
     </w:pPr>
     <w:rPr>
-      <w:rFonts w:ascii="標楷體" w:eastAsia="標楷體" w:hAnsi="標楷體" w:cs="Times New Roman"/>
+      <w:rFonts w:ascii="DFKai-SB" w:eastAsia="DFKai-SB" w:hAnsi="DFKai-SB" w:cs="Times New Roman"/>
       <w:color w:val="000000" w:themeColor="text1"/>
       <w:kern w:val="0"/>
       <w:szCs w:val="28"/>
@@ -13928,7 +13933,7 @@
       <w:jc w:val="center"/>
     </w:pPr>
     <w:rPr>
-      <w:rFonts w:ascii="Times New Roman" w:eastAsia="標楷體" w:hAnsi="Arial" w:cs="Times New Roman"/>
+      <w:rFonts w:ascii="Times New Roman" w:eastAsia="DFKai-SB" w:hAnsi="Arial" w:cs="Times New Roman"/>
       <w:b w:val="0"/>
       <w:noProof/>
       <w:color w:val="000000"/>
@@ -13974,7 +13979,7 @@
       <w:spacing w:before="100" w:beforeAutospacing="1" w:after="100" w:afterAutospacing="1"/>
     </w:pPr>
     <w:rPr>
-      <w:rFonts w:ascii="新細明體" w:eastAsia="新細明體" w:hAnsi="Times New Roman" w:cs="Times New Roman"/>
+      <w:rFonts w:ascii="PMingLiU" w:eastAsia="PMingLiU" w:hAnsi="Times New Roman" w:cs="Times New Roman"/>
       <w:kern w:val="0"/>
       <w:szCs w:val="24"/>
     </w:rPr>
@@ -14059,7 +14064,7 @@
       <w:spacing w:beforeLines="25"/>
     </w:pPr>
     <w:rPr>
-      <w:rFonts w:ascii="Times" w:eastAsia="標楷體" w:hAnsi="Times" w:cs="Times New Roman"/>
+      <w:rFonts w:ascii="Times" w:eastAsia="DFKai-SB" w:hAnsi="Times" w:cs="Times New Roman"/>
       <w:kern w:val="0"/>
       <w:sz w:val="32"/>
       <w:szCs w:val="20"/>
@@ -14091,7 +14096,7 @@
       <w:textAlignment w:val="bottom"/>
     </w:pPr>
     <w:rPr>
-      <w:rFonts w:ascii="Times New Roman" w:eastAsia="標楷體" w:hAnsi="Times New Roman" w:cs="Times New Roman"/>
+      <w:rFonts w:ascii="Times New Roman" w:eastAsia="DFKai-SB" w:hAnsi="Times New Roman" w:cs="Times New Roman"/>
       <w:kern w:val="0"/>
       <w:szCs w:val="20"/>
     </w:rPr>
@@ -14136,7 +14141,7 @@
       <w:outlineLvl w:val="0"/>
     </w:pPr>
     <w:rPr>
-      <w:rFonts w:ascii="Times New Roman" w:eastAsia="標楷體" w:hAnsi="Times New Roman" w:cs="Times New Roman"/>
+      <w:rFonts w:ascii="Times New Roman" w:eastAsia="DFKai-SB" w:hAnsi="Times New Roman" w:cs="Times New Roman"/>
       <w:kern w:val="3"/>
       <w:sz w:val="28"/>
       <w:szCs w:val="20"/>
@@ -14148,7 +14153,7 @@
     <w:semiHidden/>
     <w:rsid w:val="008237CB"/>
     <w:rPr>
-      <w:rFonts w:ascii="新細明體" w:eastAsia="新細明體" w:hAnsi="新細明體"/>
+      <w:rFonts w:ascii="PMingLiU" w:eastAsia="PMingLiU" w:hAnsi="PMingLiU"/>
     </w:rPr>
   </w:style>
   <w:style w:type="character" w:styleId="af6">
@@ -14214,7 +14219,7 @@
       <w:ind w:leftChars="200" w:left="480"/>
     </w:pPr>
     <w:rPr>
-      <w:rFonts w:ascii="Calibri" w:eastAsia="新細明體" w:hAnsi="Calibri" w:cs="Times New Roman"/>
+      <w:rFonts w:ascii="Calibri" w:eastAsia="PMingLiU" w:hAnsi="Calibri" w:cs="Times New Roman"/>
     </w:rPr>
   </w:style>
   <w:style w:type="paragraph" w:customStyle="1" w:styleId="afb">
@@ -14224,7 +14229,7 @@
       <w:spacing w:afterLines="50" w:after="50" w:line="400" w:lineRule="exact"/>
     </w:pPr>
     <w:rPr>
-      <w:rFonts w:ascii="Times New Roman" w:eastAsia="標楷體" w:hAnsi="Times New Roman" w:cs="Times New Roman"/>
+      <w:rFonts w:ascii="Times New Roman" w:eastAsia="DFKai-SB" w:hAnsi="Times New Roman" w:cs="Times New Roman"/>
       <w:kern w:val="0"/>
       <w:sz w:val="28"/>
       <w:szCs w:val="20"/>
@@ -14295,7 +14300,7 @@
       <w:spacing w:before="100" w:beforeAutospacing="1" w:after="100" w:afterAutospacing="1"/>
     </w:pPr>
     <w:rPr>
-      <w:rFonts w:ascii="新細明體" w:eastAsia="新細明體" w:hAnsi="新細明體" w:cs="新細明體"/>
+      <w:rFonts w:ascii="PMingLiU" w:eastAsia="PMingLiU" w:hAnsi="PMingLiU" w:cs="PMingLiU"/>
       <w:kern w:val="0"/>
       <w:szCs w:val="24"/>
     </w:rPr>
@@ -14417,7 +14422,7 @@
       <w:autoSpaceDN w:val="0"/>
     </w:pPr>
     <w:rPr>
-      <w:rFonts w:ascii="Calibri" w:eastAsia="新細明體" w:hAnsi="Calibri" w:cs="Times New Roman"/>
+      <w:rFonts w:ascii="Calibri" w:eastAsia="PMingLiU" w:hAnsi="Calibri" w:cs="Times New Roman"/>
       <w:kern w:val="3"/>
     </w:rPr>
   </w:style>
@@ -14431,7 +14436,7 @@
       <w:adjustRightInd w:val="0"/>
     </w:pPr>
     <w:rPr>
-      <w:rFonts w:ascii="標楷體" w:eastAsia="標楷體" w:hAnsi="Times New Roman" w:cs="標楷體"/>
+      <w:rFonts w:ascii="DFKai-SB" w:eastAsia="DFKai-SB" w:hAnsi="Times New Roman" w:cs="DFKai-SB"/>
       <w:color w:val="000000"/>
       <w:kern w:val="0"/>
       <w:szCs w:val="24"/>
